--- a/文档资料/git.docx
+++ b/文档资料/git.docx
@@ -7,17 +7,128 @@
         <w:pStyle w:val="2"/>
         <w:bidi w:val="0"/>
         <w:rPr>
-          <w:rFonts w:hint="default"/>
-          <w:lang w:val="en-US" w:eastAsia="zh-CN"/>
-        </w:rPr>
-      </w:pPr>
-      <w:r>
-        <w:rPr>
           <w:rFonts w:hint="eastAsia"/>
           <w:lang w:val="en-US" w:eastAsia="zh-CN"/>
         </w:rPr>
+      </w:pPr>
+      <w:r>
+        <w:rPr>
+          <w:rFonts w:hint="eastAsia"/>
+          <w:lang w:val="en-US" w:eastAsia="zh-CN"/>
+        </w:rPr>
         <w:t>保存版本到本地</w:t>
       </w:r>
+    </w:p>
+    <w:p>
+      <w:pPr>
+        <w:numPr>
+          <w:ilvl w:val="0"/>
+          <w:numId w:val="0"/>
+        </w:numPr>
+        <w:ind w:leftChars="0"/>
+        <w:jc w:val="center"/>
+        <w:rPr>
+          <w:sz w:val="28"/>
+          <w:szCs w:val="28"/>
+        </w:rPr>
+      </w:pPr>
+      <w:r>
+        <w:rPr>
+          <w:rFonts w:hint="eastAsia"/>
+          <w:sz w:val="28"/>
+          <w:szCs w:val="28"/>
+          <w:lang w:val="en-US" w:eastAsia="zh-CN"/>
+        </w:rPr>
+        <w:t>e:</w:t>
+      </w:r>
+      <w:r>
+        <w:rPr>
+          <w:rFonts w:hint="eastAsia"/>
+          <w:lang w:val="en-US" w:eastAsia="zh-CN"/>
+        </w:rPr>
+        <w:t xml:space="preserve"> &amp;&amp; </w:t>
+      </w:r>
+      <w:r>
+        <w:rPr>
+          <w:sz w:val="28"/>
+          <w:szCs w:val="28"/>
+        </w:rPr>
+        <w:t xml:space="preserve">cd </w:t>
+      </w:r>
+      <w:r>
+        <w:rPr>
+          <w:rFonts w:hint="eastAsia"/>
+          <w:sz w:val="28"/>
+          <w:szCs w:val="28"/>
+          <w:lang w:val="en-US" w:eastAsia="zh-CN"/>
+        </w:rPr>
+        <w:t xml:space="preserve"> E:\Unity_data\PPUV-YOLOv8</w:t>
+      </w:r>
+      <w:r>
+        <w:rPr>
+          <w:rFonts w:hint="eastAsia"/>
+          <w:lang w:val="en-US" w:eastAsia="zh-CN"/>
+        </w:rPr>
+        <w:t xml:space="preserve"> &amp;&amp; </w:t>
+      </w:r>
+      <w:r>
+        <w:rPr>
+          <w:sz w:val="28"/>
+          <w:szCs w:val="28"/>
+        </w:rPr>
+        <w:t>git init</w:t>
+      </w:r>
+      <w:r>
+        <w:rPr>
+          <w:rFonts w:hint="eastAsia"/>
+          <w:lang w:val="en-US" w:eastAsia="zh-CN"/>
+        </w:rPr>
+        <w:t xml:space="preserve"> &amp;&amp; </w:t>
+      </w:r>
+      <w:r>
+        <w:rPr>
+          <w:sz w:val="28"/>
+          <w:szCs w:val="28"/>
+        </w:rPr>
+        <w:t>git add .</w:t>
+      </w:r>
+    </w:p>
+    <w:p>
+      <w:pPr>
+        <w:numPr>
+          <w:ilvl w:val="0"/>
+          <w:numId w:val="0"/>
+        </w:numPr>
+        <w:ind w:leftChars="0"/>
+        <w:jc w:val="center"/>
+        <w:rPr>
+          <w:sz w:val="28"/>
+          <w:szCs w:val="28"/>
+        </w:rPr>
+      </w:pPr>
+    </w:p>
+    <w:p>
+      <w:pPr>
+        <w:numPr>
+          <w:ilvl w:val="0"/>
+          <w:numId w:val="0"/>
+        </w:numPr>
+        <w:jc w:val="center"/>
+        <w:rPr>
+          <w:rFonts w:hint="eastAsia" w:eastAsiaTheme="minorEastAsia"/>
+          <w:sz w:val="28"/>
+          <w:szCs w:val="28"/>
+          <w:lang w:val="en-US" w:eastAsia="zh-CN"/>
+        </w:rPr>
+      </w:pPr>
+    </w:p>
+    <w:p>
+      <w:pPr>
+        <w:rPr>
+          <w:rFonts w:hint="default"/>
+          <w:lang w:val="en-US" w:eastAsia="zh-CN"/>
+        </w:rPr>
+      </w:pPr>
     </w:p>
     <w:p>
       <w:pPr>
@@ -466,6 +577,8 @@
         </w:rPr>
         <w:t>）</w:t>
       </w:r>
+      <w:bookmarkStart w:id="0" w:name="_GoBack"/>
+      <w:bookmarkEnd w:id="0"/>
     </w:p>
     <w:tbl>
       <w:tblPr>
@@ -639,7 +752,6 @@
               </w:rPr>
               <w:t xml:space="preserve">执行 </w:t>
             </w:r>
-            <w:bookmarkStart w:id="0" w:name="_GoBack"/>
             <w:r>
               <w:rPr>
                 <w:highlight w:val="yellow"/>
@@ -656,7 +768,6 @@
               </w:rPr>
               <w:t>PPUV-YOLOv8</w:t>
             </w:r>
-            <w:bookmarkEnd w:id="0"/>
           </w:p>
           <w:p>
             <w:pPr>
@@ -1227,8 +1338,10 @@
         </w:numPr>
         <w:jc w:val="center"/>
         <w:rPr>
-          <w:sz w:val="28"/>
-          <w:szCs w:val="28"/>
+          <w:rFonts w:hint="eastAsia" w:eastAsiaTheme="minorEastAsia"/>
+          <w:sz w:val="28"/>
+          <w:szCs w:val="28"/>
+          <w:lang w:val="en-US" w:eastAsia="zh-CN"/>
         </w:rPr>
       </w:pPr>
       <w:r>
@@ -1350,7 +1463,7 @@
           <w:szCs w:val="24"/>
           <w:lang w:val="en-US" w:eastAsia="zh-CN"/>
         </w:rPr>
-        <w:t>（如git reset --hard a3ade4078ba4d572977bec5cf82f937c5402bf6c）</w:t>
+        <w:t>（如git reset --hard c35ff20b19c7415f1e1d6f1c1cd0d8bb7627d001）</w:t>
       </w:r>
     </w:p>
     <w:p>

--- a/文档资料/git.docx
+++ b/文档资料/git.docx
@@ -28,8 +28,10 @@
         <w:ind w:leftChars="0"/>
         <w:jc w:val="center"/>
         <w:rPr>
-          <w:sz w:val="28"/>
-          <w:szCs w:val="28"/>
+          <w:rFonts w:hint="eastAsia" w:eastAsiaTheme="minorEastAsia"/>
+          <w:sz w:val="28"/>
+          <w:szCs w:val="28"/>
+          <w:lang w:val="en-US" w:eastAsia="zh-CN"/>
         </w:rPr>
       </w:pPr>
       <w:r>
@@ -95,86 +97,58 @@
     </w:p>
     <w:p>
       <w:pPr>
-        <w:numPr>
-          <w:ilvl w:val="0"/>
-          <w:numId w:val="0"/>
-        </w:numPr>
-        <w:ind w:leftChars="0"/>
+        <w:rPr>
+          <w:rFonts w:hint="default"/>
+          <w:lang w:val="en-US" w:eastAsia="zh-CN"/>
+        </w:rPr>
+      </w:pPr>
+    </w:p>
+    <w:p>
+      <w:pPr>
+        <w:numPr>
+          <w:ilvl w:val="0"/>
+          <w:numId w:val="1"/>
+        </w:numPr>
+        <w:rPr>
+          <w:sz w:val="28"/>
+          <w:szCs w:val="28"/>
+        </w:rPr>
+      </w:pPr>
+      <w:r>
+        <w:rPr>
+          <w:sz w:val="28"/>
+          <w:szCs w:val="28"/>
+        </w:rPr>
+        <w:t xml:space="preserve">打开CMD，切换到你的Unity工程目录（替换为实际路径） </w:t>
+      </w:r>
+    </w:p>
+    <w:p>
+      <w:pPr>
+        <w:numPr>
+          <w:ilvl w:val="0"/>
+          <w:numId w:val="0"/>
+        </w:numPr>
+        <w:rPr>
+          <w:sz w:val="28"/>
+          <w:szCs w:val="28"/>
+        </w:rPr>
+      </w:pPr>
+    </w:p>
+    <w:p>
+      <w:pPr>
+        <w:numPr>
+          <w:ilvl w:val="0"/>
+          <w:numId w:val="0"/>
+        </w:numPr>
         <w:jc w:val="center"/>
         <w:rPr>
-          <w:sz w:val="28"/>
-          <w:szCs w:val="28"/>
-        </w:rPr>
-      </w:pPr>
-    </w:p>
-    <w:p>
-      <w:pPr>
-        <w:numPr>
-          <w:ilvl w:val="0"/>
-          <w:numId w:val="0"/>
-        </w:numPr>
-        <w:jc w:val="center"/>
-        <w:rPr>
           <w:rFonts w:hint="eastAsia" w:eastAsiaTheme="minorEastAsia"/>
           <w:sz w:val="28"/>
           <w:szCs w:val="28"/>
           <w:lang w:val="en-US" w:eastAsia="zh-CN"/>
         </w:rPr>
       </w:pPr>
-    </w:p>
-    <w:p>
-      <w:pPr>
-        <w:rPr>
-          <w:rFonts w:hint="default"/>
-          <w:lang w:val="en-US" w:eastAsia="zh-CN"/>
-        </w:rPr>
-      </w:pPr>
-    </w:p>
-    <w:p>
-      <w:pPr>
-        <w:numPr>
-          <w:ilvl w:val="0"/>
-          <w:numId w:val="1"/>
-        </w:numPr>
-        <w:rPr>
-          <w:sz w:val="28"/>
-          <w:szCs w:val="28"/>
-        </w:rPr>
-      </w:pPr>
-      <w:r>
-        <w:rPr>
-          <w:sz w:val="28"/>
-          <w:szCs w:val="28"/>
-        </w:rPr>
-        <w:t xml:space="preserve">打开CMD，切换到你的Unity工程目录（替换为实际路径） </w:t>
-      </w:r>
-    </w:p>
-    <w:p>
-      <w:pPr>
-        <w:numPr>
-          <w:ilvl w:val="0"/>
-          <w:numId w:val="0"/>
-        </w:numPr>
-        <w:rPr>
-          <w:sz w:val="28"/>
-          <w:szCs w:val="28"/>
-        </w:rPr>
-      </w:pPr>
-    </w:p>
-    <w:p>
-      <w:pPr>
-        <w:numPr>
-          <w:ilvl w:val="0"/>
-          <w:numId w:val="0"/>
-        </w:numPr>
-        <w:jc w:val="center"/>
-        <w:rPr>
-          <w:rFonts w:hint="eastAsia" w:eastAsiaTheme="minorEastAsia"/>
-          <w:sz w:val="28"/>
-          <w:szCs w:val="28"/>
-          <w:lang w:val="en-US" w:eastAsia="zh-CN"/>
-        </w:rPr>
-      </w:pPr>
+      <w:bookmarkStart w:id="0" w:name="_GoBack"/>
       <w:r>
         <w:rPr>
           <w:sz w:val="28"/>
@@ -192,6 +166,7 @@
         <w:t xml:space="preserve"> E:\Unity_data\PPUV-YOLOv8</w:t>
       </w:r>
     </w:p>
+    <w:bookmarkEnd w:id="0"/>
     <w:p>
       <w:pPr>
         <w:numPr>
@@ -577,8 +552,6 @@
         </w:rPr>
         <w:t>）</w:t>
       </w:r>
-      <w:bookmarkStart w:id="0" w:name="_GoBack"/>
-      <w:bookmarkEnd w:id="0"/>
     </w:p>
     <w:tbl>
       <w:tblPr>

--- a/文档资料/git.docx
+++ b/文档资料/git.docx
@@ -148,7 +148,6 @@
           <w:lang w:val="en-US" w:eastAsia="zh-CN"/>
         </w:rPr>
       </w:pPr>
-      <w:bookmarkStart w:id="0" w:name="_GoBack"/>
       <w:r>
         <w:rPr>
           <w:sz w:val="28"/>
@@ -166,7 +165,6 @@
         <w:t xml:space="preserve"> E:\Unity_data\PPUV-YOLOv8</w:t>
       </w:r>
     </w:p>
-    <w:bookmarkEnd w:id="0"/>
     <w:p>
       <w:pPr>
         <w:numPr>
@@ -1436,7 +1434,27 @@
           <w:szCs w:val="24"/>
           <w:lang w:val="en-US" w:eastAsia="zh-CN"/>
         </w:rPr>
-        <w:t>（如git reset --hard c35ff20b19c7415f1e1d6f1c1cd0d8bb7627d001）</w:t>
+        <w:t>（如</w:t>
+      </w:r>
+      <w:bookmarkStart w:id="0" w:name="_GoBack"/>
+      <w:r>
+        <w:rPr>
+          <w:rFonts w:hint="eastAsia"/>
+          <w:sz w:val="24"/>
+          <w:szCs w:val="24"/>
+          <w:lang w:val="en-US" w:eastAsia="zh-CN"/>
+        </w:rPr>
+        <w:t>git reset --hard 3c734f03eea4b969db150a69e0259133f6754162</w:t>
+      </w:r>
+      <w:bookmarkEnd w:id="0"/>
+      <w:r>
+        <w:rPr>
+          <w:rFonts w:hint="eastAsia"/>
+          <w:sz w:val="24"/>
+          <w:szCs w:val="24"/>
+          <w:lang w:val="en-US" w:eastAsia="zh-CN"/>
+        </w:rPr>
+        <w:t>）</w:t>
       </w:r>
     </w:p>
     <w:p>

--- a/文档资料/git.docx
+++ b/文档资料/git.docx
@@ -25,8 +25,12 @@
           <w:ilvl w:val="0"/>
           <w:numId w:val="0"/>
         </w:numPr>
+        <w:tabs>
+          <w:tab w:val="left" w:pos="699"/>
+          <w:tab w:val="center" w:pos="4212"/>
+        </w:tabs>
         <w:ind w:leftChars="0"/>
-        <w:jc w:val="center"/>
+        <w:jc w:val="left"/>
         <w:rPr>
           <w:rFonts w:hint="eastAsia" w:eastAsiaTheme="minorEastAsia"/>
           <w:sz w:val="28"/>
@@ -41,6 +45,16 @@
           <w:szCs w:val="28"/>
           <w:lang w:val="en-US" w:eastAsia="zh-CN"/>
         </w:rPr>
+        <w:tab/>
+      </w:r>
+      <w:bookmarkStart w:id="0" w:name="_GoBack"/>
+      <w:r>
+        <w:rPr>
+          <w:rFonts w:hint="eastAsia"/>
+          <w:sz w:val="28"/>
+          <w:szCs w:val="28"/>
+          <w:lang w:val="en-US" w:eastAsia="zh-CN"/>
+        </w:rPr>
         <w:t>e:</w:t>
       </w:r>
       <w:r>
@@ -95,6 +109,7 @@
         <w:t>git add .</w:t>
       </w:r>
     </w:p>
+    <w:bookmarkEnd w:id="0"/>
     <w:p>
       <w:pPr>
         <w:rPr>
@@ -1434,27 +1449,7 @@
           <w:szCs w:val="24"/>
           <w:lang w:val="en-US" w:eastAsia="zh-CN"/>
         </w:rPr>
-        <w:t>（如</w:t>
-      </w:r>
-      <w:bookmarkStart w:id="0" w:name="_GoBack"/>
-      <w:r>
-        <w:rPr>
-          <w:rFonts w:hint="eastAsia"/>
-          <w:sz w:val="24"/>
-          <w:szCs w:val="24"/>
-          <w:lang w:val="en-US" w:eastAsia="zh-CN"/>
-        </w:rPr>
-        <w:t>git reset --hard 3c734f03eea4b969db150a69e0259133f6754162</w:t>
-      </w:r>
-      <w:bookmarkEnd w:id="0"/>
-      <w:r>
-        <w:rPr>
-          <w:rFonts w:hint="eastAsia"/>
-          <w:sz w:val="24"/>
-          <w:szCs w:val="24"/>
-          <w:lang w:val="en-US" w:eastAsia="zh-CN"/>
-        </w:rPr>
-        <w:t>）</w:t>
+        <w:t>（如git reset --hard 3c734f03eea4b969db150a69e0259133f6754162）</w:t>
       </w:r>
     </w:p>
     <w:p>

--- a/文档资料/git.docx
+++ b/文档资料/git.docx
@@ -46,20 +46,34 @@
           <w:lang w:val="en-US" w:eastAsia="zh-CN"/>
         </w:rPr>
         <w:tab/>
-      </w:r>
-      <w:bookmarkStart w:id="0" w:name="_GoBack"/>
+        <w:t>e:</w:t>
+      </w:r>
       <w:r>
         <w:rPr>
           <w:rFonts w:hint="eastAsia"/>
-          <w:sz w:val="28"/>
-          <w:szCs w:val="28"/>
-          <w:lang w:val="en-US" w:eastAsia="zh-CN"/>
-        </w:rPr>
-        <w:t>e:</w:t>
+          <w:lang w:val="en-US" w:eastAsia="zh-CN"/>
+        </w:rPr>
+        <w:t xml:space="preserve"> &amp;&amp; </w:t>
+      </w:r>
+      <w:r>
+        <w:rPr>
+          <w:sz w:val="28"/>
+          <w:szCs w:val="28"/>
+        </w:rPr>
+        <w:t xml:space="preserve">cd </w:t>
       </w:r>
       <w:r>
         <w:rPr>
           <w:rFonts w:hint="eastAsia"/>
+          <w:sz w:val="28"/>
+          <w:szCs w:val="28"/>
+          <w:lang w:val="en-US" w:eastAsia="zh-CN"/>
+        </w:rPr>
+        <w:t xml:space="preserve"> E:\Unity_data\PPUV-YOLOv8</w:t>
+      </w:r>
+      <w:r>
+        <w:rPr>
+          <w:rFonts w:hint="eastAsia"/>
           <w:lang w:val="en-US" w:eastAsia="zh-CN"/>
         </w:rPr>
         <w:t xml:space="preserve"> &amp;&amp; </w:t>
@@ -69,20 +83,11 @@
           <w:sz w:val="28"/>
           <w:szCs w:val="28"/>
         </w:rPr>
-        <w:t xml:space="preserve">cd </w:t>
+        <w:t>git init</w:t>
       </w:r>
       <w:r>
         <w:rPr>
           <w:rFonts w:hint="eastAsia"/>
-          <w:sz w:val="28"/>
-          <w:szCs w:val="28"/>
-          <w:lang w:val="en-US" w:eastAsia="zh-CN"/>
-        </w:rPr>
-        <w:t xml:space="preserve"> E:\Unity_data\PPUV-YOLOv8</w:t>
-      </w:r>
-      <w:r>
-        <w:rPr>
-          <w:rFonts w:hint="eastAsia"/>
           <w:lang w:val="en-US" w:eastAsia="zh-CN"/>
         </w:rPr>
         <w:t xml:space="preserve"> &amp;&amp; </w:t>
@@ -92,24 +97,9 @@
           <w:sz w:val="28"/>
           <w:szCs w:val="28"/>
         </w:rPr>
-        <w:t>git init</w:t>
-      </w:r>
-      <w:r>
-        <w:rPr>
-          <w:rFonts w:hint="eastAsia"/>
-          <w:lang w:val="en-US" w:eastAsia="zh-CN"/>
-        </w:rPr>
-        <w:t xml:space="preserve"> &amp;&amp; </w:t>
-      </w:r>
-      <w:r>
-        <w:rPr>
-          <w:sz w:val="28"/>
-          <w:szCs w:val="28"/>
-        </w:rPr>
         <w:t>git add .</w:t>
       </w:r>
     </w:p>
-    <w:bookmarkEnd w:id="0"/>
     <w:p>
       <w:pPr>
         <w:rPr>
@@ -1267,6 +1257,32 @@
           <w:ilvl w:val="0"/>
           <w:numId w:val="0"/>
         </w:numPr>
+        <w:jc w:val="center"/>
+        <w:rPr>
+          <w:rFonts w:hint="default"/>
+          <w:sz w:val="28"/>
+          <w:szCs w:val="28"/>
+          <w:lang w:val="en-US" w:eastAsia="zh-CN"/>
+        </w:rPr>
+      </w:pPr>
+      <w:r>
+        <w:rPr>
+          <w:rFonts w:hint="eastAsia"/>
+          <w:sz w:val="28"/>
+          <w:szCs w:val="28"/>
+          <w:lang w:val="en-US" w:eastAsia="zh-CN"/>
+        </w:rPr>
+        <w:t>(git log --oneline)</w:t>
+      </w:r>
+      <w:bookmarkStart w:id="0" w:name="_GoBack"/>
+      <w:bookmarkEnd w:id="0"/>
+    </w:p>
+    <w:p>
+      <w:pPr>
+        <w:numPr>
+          <w:ilvl w:val="0"/>
+          <w:numId w:val="0"/>
+        </w:numPr>
         <w:rPr>
           <w:rFonts w:hint="default" w:ascii="Arial" w:hAnsi="Arial" w:eastAsia="等线" w:cs="Arial"/>
           <w:b/>
@@ -1324,10 +1340,8 @@
         </w:numPr>
         <w:jc w:val="center"/>
         <w:rPr>
-          <w:rFonts w:hint="eastAsia" w:eastAsiaTheme="minorEastAsia"/>
-          <w:sz w:val="28"/>
-          <w:szCs w:val="28"/>
-          <w:lang w:val="en-US" w:eastAsia="zh-CN"/>
+          <w:sz w:val="28"/>
+          <w:szCs w:val="28"/>
         </w:rPr>
       </w:pPr>
       <w:r>

--- a/文档资料/git.docx
+++ b/文档资料/git.docx
@@ -38,6 +38,7 @@
           <w:lang w:val="en-US" w:eastAsia="zh-CN"/>
         </w:rPr>
       </w:pPr>
+      <w:bookmarkStart w:id="0" w:name="_GoBack"/>
       <w:r>
         <w:rPr>
           <w:rFonts w:hint="eastAsia"/>
@@ -45,7 +46,6 @@
           <w:szCs w:val="28"/>
           <w:lang w:val="en-US" w:eastAsia="zh-CN"/>
         </w:rPr>
-        <w:tab/>
         <w:t>e:</w:t>
       </w:r>
       <w:r>
@@ -100,6 +100,7 @@
         <w:t>git add .</w:t>
       </w:r>
     </w:p>
+    <w:bookmarkEnd w:id="0"/>
     <w:p>
       <w:pPr>
         <w:rPr>
@@ -1274,8 +1275,6 @@
         </w:rPr>
         <w:t>(git log --oneline)</w:t>
       </w:r>
-      <w:bookmarkStart w:id="0" w:name="_GoBack"/>
-      <w:bookmarkEnd w:id="0"/>
     </w:p>
     <w:p>
       <w:pPr>

--- a/文档资料/git.docx
+++ b/文档资料/git.docx
@@ -38,7 +38,6 @@
           <w:lang w:val="en-US" w:eastAsia="zh-CN"/>
         </w:rPr>
       </w:pPr>
-      <w:bookmarkStart w:id="0" w:name="_GoBack"/>
       <w:r>
         <w:rPr>
           <w:rFonts w:hint="eastAsia"/>
@@ -100,7 +99,6 @@
         <w:t>git add .</w:t>
       </w:r>
     </w:p>
-    <w:bookmarkEnd w:id="0"/>
     <w:p>
       <w:pPr>
         <w:rPr>
@@ -1366,6 +1364,13 @@
           <w:lang w:val="en-US" w:eastAsia="zh-CN"/>
         </w:rPr>
       </w:pPr>
+      <w:r>
+        <w:rPr>
+          <w:rFonts w:hint="eastAsia"/>
+          <w:lang w:val="en-US" w:eastAsia="zh-CN"/>
+        </w:rPr>
+        <w:t xml:space="preserve"> E: &amp;&amp; conda activate mlagents-clean &amp;&amp; cd /d E:\Unity_data\PPUV-YOLOv8 </w:t>
+      </w:r>
     </w:p>
     <w:p>
       <w:pPr>
@@ -1462,7 +1467,27 @@
           <w:szCs w:val="24"/>
           <w:lang w:val="en-US" w:eastAsia="zh-CN"/>
         </w:rPr>
-        <w:t>（如git reset --hard 3c734f03eea4b969db150a69e0259133f6754162）</w:t>
+        <w:t>（如</w:t>
+      </w:r>
+      <w:bookmarkStart w:id="0" w:name="_GoBack"/>
+      <w:r>
+        <w:rPr>
+          <w:rFonts w:hint="eastAsia"/>
+          <w:sz w:val="24"/>
+          <w:szCs w:val="24"/>
+          <w:lang w:val="en-US" w:eastAsia="zh-CN"/>
+        </w:rPr>
+        <w:t>git reset --hard ce6b6a81212718a5074cabec86adc65df208528d</w:t>
+      </w:r>
+      <w:bookmarkEnd w:id="0"/>
+      <w:r>
+        <w:rPr>
+          <w:rFonts w:hint="eastAsia"/>
+          <w:sz w:val="24"/>
+          <w:szCs w:val="24"/>
+          <w:lang w:val="en-US" w:eastAsia="zh-CN"/>
+        </w:rPr>
+        <w:t>）</w:t>
       </w:r>
     </w:p>
     <w:p>

--- a/文档资料/git.docx
+++ b/文档资料/git.docx
@@ -714,6 +714,7 @@
           <w:p>
             <w:pPr>
               <w:pStyle w:val="6"/>
+              <w:jc w:val="right"/>
               <w:rPr>
                 <w:rFonts w:hint="eastAsia"/>
                 <w:highlight w:val="yellow"/>
@@ -1477,7 +1478,7 @@
           <w:szCs w:val="24"/>
           <w:lang w:val="en-US" w:eastAsia="zh-CN"/>
         </w:rPr>
-        <w:t>git reset --hard ce6b6a81212718a5074cabec86adc65df208528d</w:t>
+        <w:t>git reset --hard ac4c5cca346572b68e4a44d53914420a28ab33bc</w:t>
       </w:r>
       <w:bookmarkEnd w:id="0"/>
       <w:r>

--- a/文档资料/git.docx
+++ b/文档资料/git.docx
@@ -1478,7 +1478,7 @@
           <w:szCs w:val="24"/>
           <w:lang w:val="en-US" w:eastAsia="zh-CN"/>
         </w:rPr>
-        <w:t>git reset --hard ac4c5cca346572b68e4a44d53914420a28ab33bc</w:t>
+        <w:t>git reset --hard e1a13e8712e816100bbcfeb86e004a0e7160b752</w:t>
       </w:r>
       <w:bookmarkEnd w:id="0"/>
       <w:r>

--- a/文档资料/git.docx
+++ b/文档资料/git.docx
@@ -332,7 +332,7 @@
       </w:r>
       <w:r>
         <w:rPr>
-          <w:rStyle w:val="5"/>
+          <w:rStyle w:val="6"/>
           <w:rFonts w:ascii="Consolas" w:hAnsi="Consolas" w:eastAsia="Consolas" w:cs="Consolas"/>
           <w:i w:val="0"/>
           <w:iCs w:val="0"/>
@@ -496,6 +496,8 @@
         </w:rPr>
         <w:t>git commit -m "提交说明"</w:t>
       </w:r>
+      <w:bookmarkStart w:id="0" w:name="_GoBack"/>
+      <w:bookmarkEnd w:id="0"/>
     </w:p>
     <w:p>
       <w:pPr>
@@ -619,7 +621,7 @@
           </w:tcPr>
           <w:p>
             <w:pPr>
-              <w:pStyle w:val="6"/>
+              <w:pStyle w:val="7"/>
               <w:rPr>
                 <w:rFonts w:hint="eastAsia" w:eastAsia="等线"/>
                 <w:highlight w:val="yellow"/>
@@ -654,7 +656,7 @@
           </w:tcPr>
           <w:p>
             <w:pPr>
-              <w:pStyle w:val="6"/>
+              <w:pStyle w:val="7"/>
               <w:rPr>
                 <w:rFonts w:hint="eastAsia"/>
                 <w:highlight w:val="yellow"/>
@@ -678,7 +680,7 @@
           </w:p>
           <w:p>
             <w:pPr>
-              <w:pStyle w:val="6"/>
+              <w:pStyle w:val="7"/>
               <w:rPr>
                 <w:rFonts w:hint="default"/>
                 <w:highlight w:val="yellow"/>
@@ -713,7 +715,7 @@
           </w:tcPr>
           <w:p>
             <w:pPr>
-              <w:pStyle w:val="6"/>
+              <w:pStyle w:val="7"/>
               <w:jc w:val="right"/>
               <w:rPr>
                 <w:rFonts w:hint="eastAsia"/>
@@ -747,7 +749,7 @@
           </w:p>
           <w:p>
             <w:pPr>
-              <w:pStyle w:val="6"/>
+              <w:pStyle w:val="7"/>
               <w:rPr>
                 <w:highlight w:val="yellow"/>
               </w:rPr>
@@ -761,7 +763,7 @@
           </w:p>
           <w:p>
             <w:pPr>
-              <w:pStyle w:val="6"/>
+              <w:pStyle w:val="7"/>
               <w:rPr>
                 <w:highlight w:val="yellow"/>
               </w:rPr>
@@ -807,7 +809,7 @@
           </w:tcPr>
           <w:p>
             <w:pPr>
-              <w:pStyle w:val="6"/>
+              <w:pStyle w:val="7"/>
               <w:rPr>
                 <w:highlight w:val="yellow"/>
               </w:rPr>
@@ -832,7 +834,7 @@
           </w:tcPr>
           <w:p>
             <w:pPr>
-              <w:pStyle w:val="6"/>
+              <w:pStyle w:val="7"/>
               <w:rPr>
                 <w:highlight w:val="yellow"/>
               </w:rPr>
@@ -857,7 +859,7 @@
           </w:tcPr>
           <w:p>
             <w:pPr>
-              <w:pStyle w:val="6"/>
+              <w:pStyle w:val="7"/>
               <w:rPr>
                 <w:highlight w:val="yellow"/>
               </w:rPr>
@@ -868,7 +870,7 @@
     </w:tbl>
     <w:p>
       <w:pPr>
-        <w:pStyle w:val="6"/>
+        <w:pStyle w:val="7"/>
       </w:pPr>
       <w:r>
         <w:t>。</w:t>
@@ -1468,41 +1470,21 @@
           <w:szCs w:val="24"/>
           <w:lang w:val="en-US" w:eastAsia="zh-CN"/>
         </w:rPr>
-        <w:t>（如</w:t>
-      </w:r>
-      <w:bookmarkStart w:id="0" w:name="_GoBack"/>
-      <w:r>
+        <w:t>（如git reset --hard e1a13e8712e816100bbcfeb86e004a0e7160b752）</w:t>
+      </w:r>
+    </w:p>
+    <w:p>
+      <w:pPr>
+        <w:numPr>
+          <w:ilvl w:val="0"/>
+          <w:numId w:val="0"/>
+        </w:numPr>
         <w:rPr>
           <w:rFonts w:hint="eastAsia"/>
           <w:sz w:val="24"/>
           <w:szCs w:val="24"/>
           <w:lang w:val="en-US" w:eastAsia="zh-CN"/>
         </w:rPr>
-        <w:t>git reset --hard e1a13e8712e816100bbcfeb86e004a0e7160b752</w:t>
-      </w:r>
-      <w:bookmarkEnd w:id="0"/>
-      <w:r>
-        <w:rPr>
-          <w:rFonts w:hint="eastAsia"/>
-          <w:sz w:val="24"/>
-          <w:szCs w:val="24"/>
-          <w:lang w:val="en-US" w:eastAsia="zh-CN"/>
-        </w:rPr>
-        <w:t>）</w:t>
-      </w:r>
-    </w:p>
-    <w:p>
-      <w:pPr>
-        <w:numPr>
-          <w:ilvl w:val="0"/>
-          <w:numId w:val="0"/>
-        </w:numPr>
-        <w:rPr>
-          <w:rFonts w:hint="eastAsia"/>
-          <w:sz w:val="24"/>
-          <w:szCs w:val="24"/>
-          <w:lang w:val="en-US" w:eastAsia="zh-CN"/>
-        </w:rPr>
       </w:pPr>
     </w:p>
     <w:p>
@@ -1653,7 +1635,7 @@
     </w:p>
     <w:p>
       <w:pPr>
-        <w:pStyle w:val="6"/>
+        <w:pStyle w:val="7"/>
         <w:numPr>
           <w:ilvl w:val="0"/>
           <w:numId w:val="4"/>
@@ -1672,7 +1654,7 @@
     </w:p>
     <w:p>
       <w:pPr>
-        <w:pStyle w:val="6"/>
+        <w:pStyle w:val="7"/>
       </w:pPr>
     </w:p>
     <w:tbl>
@@ -1735,7 +1717,7 @@
           </w:tcPr>
           <w:p>
             <w:pPr>
-              <w:pStyle w:val="6"/>
+              <w:pStyle w:val="7"/>
             </w:pPr>
             <w:r>
               <w:t>git lfs install</w:t>
@@ -1746,7 +1728,7 @@
     </w:tbl>
     <w:p>
       <w:pPr>
-        <w:pStyle w:val="6"/>
+        <w:pStyle w:val="7"/>
         <w:numPr>
           <w:ilvl w:val="0"/>
           <w:numId w:val="5"/>
@@ -1779,7 +1761,7 @@
     </w:p>
     <w:p>
       <w:pPr>
-        <w:pStyle w:val="6"/>
+        <w:pStyle w:val="7"/>
       </w:pPr>
     </w:p>
     <w:tbl>
@@ -1816,12 +1798,6 @@
             <w:insideH w:val="single" w:color="auto" w:sz="4" w:space="0"/>
             <w:insideV w:val="single" w:color="auto" w:sz="4" w:space="0"/>
           </w:tblBorders>
-          <w:tblCellMar>
-            <w:top w:w="0" w:type="dxa"/>
-            <w:left w:w="10" w:type="dxa"/>
-            <w:bottom w:w="0" w:type="dxa"/>
-            <w:right w:w="10" w:type="dxa"/>
-          </w:tblCellMar>
         </w:tblPrEx>
         <w:tc>
           <w:tcPr>
@@ -1842,7 +1818,7 @@
           </w:tcPr>
           <w:p>
             <w:pPr>
-              <w:pStyle w:val="6"/>
+              <w:pStyle w:val="7"/>
             </w:pPr>
             <w:r>
               <w:rPr>
@@ -1856,7 +1832,7 @@
           </w:p>
           <w:p>
             <w:pPr>
-              <w:pStyle w:val="6"/>
+              <w:pStyle w:val="7"/>
             </w:pPr>
             <w:r>
               <w:rPr>
@@ -1873,7 +1849,7 @@
     </w:tbl>
     <w:p>
       <w:pPr>
-        <w:pStyle w:val="6"/>
+        <w:pStyle w:val="7"/>
       </w:pPr>
       <w:r>
         <w:t xml:space="preserve">或者，你可以更宽泛地跟踪所有 </w:t>
@@ -1901,7 +1877,7 @@
     </w:p>
     <w:p>
       <w:pPr>
-        <w:pStyle w:val="6"/>
+        <w:pStyle w:val="7"/>
       </w:pPr>
     </w:p>
     <w:tbl>
@@ -1964,7 +1940,7 @@
           </w:tcPr>
           <w:p>
             <w:pPr>
-              <w:pStyle w:val="6"/>
+              <w:pStyle w:val="7"/>
             </w:pPr>
             <w:r>
               <w:rPr>
@@ -1981,7 +1957,7 @@
     </w:tbl>
     <w:p>
       <w:pPr>
-        <w:pStyle w:val="6"/>
+        <w:pStyle w:val="7"/>
         <w:numPr>
           <w:ilvl w:val="0"/>
           <w:numId w:val="6"/>
@@ -2072,7 +2048,7 @@
           </w:tcPr>
           <w:p>
             <w:pPr>
-              <w:pStyle w:val="6"/>
+              <w:pStyle w:val="7"/>
             </w:pPr>
             <w:r>
               <w:t>git add .gitattributes</w:t>
@@ -2080,7 +2056,7 @@
           </w:p>
           <w:p>
             <w:pPr>
-              <w:pStyle w:val="6"/>
+              <w:pStyle w:val="7"/>
             </w:pPr>
             <w:r>
               <w:t>git commit -m "Configure Git LFS to track .dll files"</w:t>
@@ -2088,7 +2064,7 @@
           </w:p>
           <w:p>
             <w:pPr>
-              <w:pStyle w:val="6"/>
+              <w:pStyle w:val="7"/>
             </w:pPr>
             <w:r>
               <w:t>git push origin PPUV-YOLOv8</w:t>
@@ -2099,7 +2075,7 @@
     </w:tbl>
     <w:p>
       <w:pPr>
-        <w:pStyle w:val="6"/>
+        <w:pStyle w:val="7"/>
       </w:pPr>
       <w:r>
         <w:t xml:space="preserve">这样，未来对这些 </w:t>
@@ -2339,7 +2315,7 @@
   <w:docDefaults>
     <w:rPrDefault>
       <w:rPr>
-        <w:rFonts w:asciiTheme="minorHAnsi" w:hAnsiTheme="minorHAnsi" w:eastAsiaTheme="minorEastAsia" w:cstheme="minorBidi"/>
+        <w:rFonts w:ascii="Times New Roman" w:hAnsi="Times New Roman" w:eastAsia="宋体" w:cs="Times New Roman"/>
       </w:rPr>
     </w:rPrDefault>
     <w:pPrDefault/>
@@ -2648,6 +2624,15 @@
     </w:tblPr>
   </w:style>
   <w:style w:type="character" w:styleId="5">
+    <w:name w:val="Strong"/>
+    <w:basedOn w:val="4"/>
+    <w:qFormat/>
+    <w:uiPriority w:val="0"/>
+    <w:rPr>
+      <w:b/>
+    </w:rPr>
+  </w:style>
+  <w:style w:type="character" w:styleId="6">
     <w:name w:val="HTML Code"/>
     <w:basedOn w:val="4"/>
     <w:qFormat/>
@@ -2657,7 +2642,7 @@
       <w:sz w:val="20"/>
     </w:rPr>
   </w:style>
-  <w:style w:type="paragraph" w:customStyle="1" w:styleId="6">
+  <w:style w:type="paragraph" w:customStyle="1" w:styleId="7">
     <w:name w:val="_Style 13"/>
     <w:qFormat/>
     <w:uiPriority w:val="0"/>

--- a/文档资料/git.docx
+++ b/文档资料/git.docx
@@ -496,66 +496,66 @@
         </w:rPr>
         <w:t>git commit -m "提交说明"</w:t>
       </w:r>
+    </w:p>
+    <w:p>
+      <w:pPr>
+        <w:numPr>
+          <w:ilvl w:val="0"/>
+          <w:numId w:val="0"/>
+        </w:numPr>
+        <w:ind w:leftChars="0"/>
+        <w:jc w:val="center"/>
+        <w:rPr>
+          <w:sz w:val="28"/>
+          <w:szCs w:val="28"/>
+        </w:rPr>
+      </w:pPr>
+    </w:p>
+    <w:p>
+      <w:pPr>
+        <w:pStyle w:val="2"/>
+        <w:bidi w:val="0"/>
+        <w:rPr>
+          <w:rFonts w:hint="eastAsia"/>
+          <w:lang w:val="en-US" w:eastAsia="zh-CN"/>
+        </w:rPr>
+      </w:pPr>
+      <w:r>
+        <w:t>版本同步</w:t>
+      </w:r>
+      <w:r>
+        <w:rPr>
+          <w:rFonts w:hint="eastAsia"/>
+          <w:lang w:val="en-US" w:eastAsia="zh-CN"/>
+        </w:rPr>
+        <w:t>到</w:t>
+      </w:r>
+      <w:r>
+        <w:t xml:space="preserve">Git </w:t>
+      </w:r>
+      <w:r>
+        <w:rPr>
+          <w:rFonts w:hint="eastAsia"/>
+          <w:lang w:eastAsia="zh-CN"/>
+        </w:rPr>
+        <w:t>（</w:t>
+      </w:r>
+      <w:r>
+        <w:rPr>
+          <w:rFonts w:hint="eastAsia"/>
+          <w:lang w:val="en-US" w:eastAsia="zh-CN"/>
+        </w:rPr>
+        <w:t>远程库</w:t>
+      </w:r>
+      <w:r>
+        <w:rPr>
+          <w:rFonts w:hint="eastAsia"/>
+          <w:lang w:eastAsia="zh-CN"/>
+        </w:rPr>
+        <w:t>）</w:t>
+      </w:r>
       <w:bookmarkStart w:id="0" w:name="_GoBack"/>
       <w:bookmarkEnd w:id="0"/>
-    </w:p>
-    <w:p>
-      <w:pPr>
-        <w:numPr>
-          <w:ilvl w:val="0"/>
-          <w:numId w:val="0"/>
-        </w:numPr>
-        <w:ind w:leftChars="0"/>
-        <w:jc w:val="center"/>
-        <w:rPr>
-          <w:sz w:val="28"/>
-          <w:szCs w:val="28"/>
-        </w:rPr>
-      </w:pPr>
-    </w:p>
-    <w:p>
-      <w:pPr>
-        <w:pStyle w:val="2"/>
-        <w:bidi w:val="0"/>
-        <w:rPr>
-          <w:rFonts w:hint="eastAsia"/>
-          <w:lang w:val="en-US" w:eastAsia="zh-CN"/>
-        </w:rPr>
-      </w:pPr>
-      <w:r>
-        <w:t>版本同步</w:t>
-      </w:r>
-      <w:r>
-        <w:rPr>
-          <w:rFonts w:hint="eastAsia"/>
-          <w:lang w:val="en-US" w:eastAsia="zh-CN"/>
-        </w:rPr>
-        <w:t>到</w:t>
-      </w:r>
-      <w:r>
-        <w:t xml:space="preserve">Git </w:t>
-      </w:r>
-      <w:r>
-        <w:rPr>
-          <w:rFonts w:hint="eastAsia"/>
-          <w:lang w:eastAsia="zh-CN"/>
-        </w:rPr>
-        <w:t>（</w:t>
-      </w:r>
-      <w:r>
-        <w:rPr>
-          <w:rFonts w:hint="eastAsia"/>
-          <w:lang w:val="en-US" w:eastAsia="zh-CN"/>
-        </w:rPr>
-        <w:t>远程库</w:t>
-      </w:r>
-      <w:r>
-        <w:rPr>
-          <w:rFonts w:hint="eastAsia"/>
-          <w:lang w:eastAsia="zh-CN"/>
-        </w:rPr>
-        <w:t>）</w:t>
-      </w:r>
     </w:p>
     <w:tbl>
       <w:tblPr>
@@ -1798,6 +1798,12 @@
             <w:insideH w:val="single" w:color="auto" w:sz="4" w:space="0"/>
             <w:insideV w:val="single" w:color="auto" w:sz="4" w:space="0"/>
           </w:tblBorders>
+          <w:tblCellMar>
+            <w:top w:w="0" w:type="dxa"/>
+            <w:left w:w="10" w:type="dxa"/>
+            <w:bottom w:w="0" w:type="dxa"/>
+            <w:right w:w="10" w:type="dxa"/>
+          </w:tblCellMar>
         </w:tblPrEx>
         <w:tc>
           <w:tcPr>
